--- a/ky/discovery-articles/1.17 Соко.docx
+++ b/ky/discovery-articles/1.17 Соко.docx
@@ -4,549 +4,363 @@
   <w:body>
     <w:p>
       <w:pPr>
-        <w:keepNext/>
-        <w:spacing w:before="280" w:after="120"/>
+        <w:pStyle w:val="Title"/>
+        <w:widowControl/>
       </w:pPr>
       <w:r>
-        <w:rPr>
-          <w:rFonts w:ascii="Calibri" w:hAnsi="Calibri" w:eastAsia="Calibri"/>
-          <w:b/>
-          <w:i w:val="0"/>
-          <w:color w:val="004E8C"/>
-          <w:sz w:val="44"/>
-        </w:rPr>
         <w:t>1.17 Соко</w:t>
       </w:r>
     </w:p>
     <w:p>
       <w:pPr>
-        <w:spacing w:after="80"/>
+        <w:keepNext/>
+        <w:widowControl/>
       </w:pPr>
       <w:r>
         <w:rPr>
-          <w:rFonts w:ascii="Calibri" w:hAnsi="Calibri" w:eastAsia="Calibri"/>
-          <w:b w:val="0"/>
-          <w:i/>
-          <w:color w:val="505050"/>
-          <w:sz w:val="22"/>
+          <w:sz w:val="20"/>
         </w:rPr>
-        <w:t>1. Цивилизациянын пайдубалы</w:t>
-      </w:r>
-    </w:p>
-    <w:p>
-      <w:pPr>
-        <w:spacing w:after="200"/>
-      </w:pPr>
-      <w:r>
-        <w:rPr>
-          <w:rFonts w:ascii="Calibri" w:hAnsi="Calibri" w:eastAsia="Calibri"/>
-          <w:b w:val="0"/>
-          <w:i/>
-          <w:sz w:val="22"/>
-        </w:rPr>
-        <w:t>Мезгил: б.з.ч. IV–III миң жылдыктардан тартып (алгачкы жөнөкөй соколор); кийин темир тиштүү жана кыртышты оодаруучу соколор | Негизги өкүлдөр: Жакынкы Чыгыш менен Европанын байыркы дыйкандары; кийин темир доорунун усталары жана орто кылымдагы оор соко салты</w:t>
-      </w:r>
-    </w:p>
-    <w:p>
-      <w:pPr>
-        <w:spacing w:after="160" w:line="276" w:lineRule="auto"/>
-      </w:pPr>
-      <w:r>
-        <w:rPr>
-          <w:rFonts w:ascii="Calibri" w:hAnsi="Calibri" w:eastAsia="Calibri"/>
-          <w:b w:val="0"/>
-          <w:i w:val="0"/>
-          <w:sz w:val="22"/>
-        </w:rPr>
-        <w:t>Соко топуракты тилип жана оодарып, үрөн себиле турган жерди казуучу таякка караганда кыйла тез даярдайт. Малга чегилген соко бир үй-бүлө иштете алган жердин аянтын бир нече эсе көбөйткөн.</w:t>
+        <w:t>1. Цивилизациянын негиздери</w:t>
       </w:r>
     </w:p>
     <w:p>
       <w:pPr>
         <w:keepNext/>
-        <w:spacing w:before="240" w:after="120"/>
+        <w:widowControl/>
       </w:pPr>
       <w:r>
         <w:rPr>
-          <w:rFonts w:ascii="Calibri" w:hAnsi="Calibri" w:eastAsia="Calibri"/>
-          <w:b/>
-          <w:i w:val="0"/>
-          <w:color w:val="004E8C"/>
-          <w:sz w:val="28"/>
+          <w:sz w:val="20"/>
         </w:rPr>
-        <w:t>Негизги фактылар</w:t>
+        <w:t>Мезгил: болжол менен б. з. ч. IV–III миң жылдыктардан тартып (жөнөкөй тырмоочу соколор); кийин темир тиштүү жана топурак оодаргычтуу соколор | Негизги салым кошкондор: Жакынкы Чыгыш менен Европанын алгачкы дыйкандары; кийин темир доорунун усталары жана орто кылымдагы оор соко салттары</w:t>
+      </w:r>
+    </w:p>
+    <w:p>
+      <w:pPr>
+        <w:widowControl/>
+      </w:pPr>
+      <w:r>
+        <w:t>Соко топуракты тилип, оодарып, үрөн себилүүчү жерди казык менен казганга караганда тез даярдайт. Мал чегилген соко бир үй-бүлө иштете алган жердин аянтын көбөйткөн.</w:t>
+      </w:r>
+    </w:p>
+    <w:p>
+      <w:pPr>
+        <w:pStyle w:val="Heading1"/>
+        <w:widowControl/>
+      </w:pPr>
+      <w:r>
+        <w:t>Негизги маалыматтар</w:t>
       </w:r>
     </w:p>
     <w:p>
       <w:pPr>
         <w:pStyle w:val="ListBullet"/>
+        <w:widowControl/>
       </w:pPr>
       <w:r>
-        <w:rPr>
-          <w:rFonts w:ascii="Calibri" w:hAnsi="Calibri" w:eastAsia="Calibri"/>
-          <w:b w:val="0"/>
-          <w:i w:val="0"/>
-          <w:sz w:val="22"/>
-        </w:rPr>
-        <w:t>Жөнөкөй соко кыртышка гана из салса, кийинчерээк оодаргычы бар соко топурак катмарын кесип, көмкөргөн</w:t>
+        <w:t>Жөнөкөй соко топуракты тырмап бороз салат; кийинки ийри оодаргычтуу соко кесилген топурак катмарын аңтарат.</w:t>
       </w:r>
     </w:p>
     <w:p>
       <w:pPr>
         <w:pStyle w:val="ListBullet"/>
+        <w:widowControl/>
       </w:pPr>
       <w:r>
-        <w:rPr>
-          <w:rFonts w:ascii="Calibri" w:hAnsi="Calibri" w:eastAsia="Calibri"/>
-          <w:b w:val="0"/>
-          <w:i w:val="0"/>
-          <w:sz w:val="22"/>
-        </w:rPr>
-        <w:t>Уй, кийин ат адамдын кол күчүнөн алда канча кубаттуу тартуу күчүн берген</w:t>
+        <w:t>Өгүздөр, кийин аттар адамдын казуу күчүнөн ашкан тартуу күчүн берген.</w:t>
       </w:r>
     </w:p>
     <w:p>
       <w:pPr>
         <w:pStyle w:val="ListBullet"/>
+        <w:widowControl/>
       </w:pPr>
       <w:r>
-        <w:rPr>
-          <w:rFonts w:ascii="Calibri" w:hAnsi="Calibri" w:eastAsia="Calibri"/>
-          <w:b w:val="0"/>
-          <w:i w:val="0"/>
-          <w:sz w:val="22"/>
-        </w:rPr>
-        <w:t>Темир тиш жыгач же таш учка караганда оор топуракты жакшы кескен</w:t>
+        <w:t>Темир тиш жыгач же таш учка караганда оор топуракты жакшыраак тилген.</w:t>
       </w:r>
     </w:p>
     <w:p>
       <w:pPr>
         <w:pStyle w:val="ListBullet"/>
+        <w:widowControl/>
       </w:pPr>
       <w:r>
-        <w:rPr>
-          <w:rFonts w:ascii="Calibri" w:hAnsi="Calibri" w:eastAsia="Calibri"/>
-          <w:b w:val="0"/>
-          <w:i w:val="0"/>
-          <w:sz w:val="22"/>
-        </w:rPr>
-        <w:t>Орто кылымдагы Европанын ачык талаа тутуму соко тарткан топторду жана тилке жерлерди уюштурган</w:t>
+        <w:t>Орто кылымдагы Европанын жалпы талаа системаларында чегилүүчү мал топтору жана жер тилкелери уюштурулган.</w:t>
       </w:r>
     </w:p>
     <w:p>
       <w:pPr>
         <w:pStyle w:val="ListBullet"/>
+        <w:widowControl/>
       </w:pPr>
       <w:r>
-        <w:rPr>
-          <w:rFonts w:ascii="Calibri" w:hAnsi="Calibri" w:eastAsia="Calibri"/>
-          <w:b w:val="0"/>
-          <w:i w:val="0"/>
-          <w:sz w:val="22"/>
-        </w:rPr>
-        <w:t>Акырында трактор менен механикалашкан соко мал күчүн дээрлик толук алмаштырган</w:t>
+        <w:t>Механикалашкан тракторлор бара-бара мал менен жер айдоонун көбүн алмаштырган.</w:t>
       </w:r>
     </w:p>
     <w:p>
       <w:pPr>
-        <w:keepNext/>
-        <w:spacing w:before="240" w:after="120"/>
+        <w:pStyle w:val="Heading1"/>
+        <w:widowControl/>
       </w:pPr>
       <w:r>
-        <w:rPr>
-          <w:rFonts w:ascii="Calibri" w:hAnsi="Calibri" w:eastAsia="Calibri"/>
-          <w:b/>
-          <w:i w:val="0"/>
-          <w:color w:val="004E8C"/>
-          <w:sz w:val="28"/>
-        </w:rPr>
-        <w:t>Бул эмне</w:t>
+        <w:t>Бул эмне?</w:t>
       </w:r>
     </w:p>
     <w:p>
       <w:pPr>
-        <w:spacing w:after="160" w:line="276" w:lineRule="auto"/>
+        <w:widowControl/>
       </w:pPr>
       <w:r>
-        <w:rPr>
-          <w:rFonts w:ascii="Calibri" w:hAnsi="Calibri" w:eastAsia="Calibri"/>
-          <w:b w:val="0"/>
-          <w:i w:val="0"/>
-          <w:sz w:val="22"/>
-        </w:rPr>
-        <w:t>Соко — жерди үзгүлтүксүз бороздоп ачып, үрөн себүүгө даярдоочу айыл чарба шайманы. Алгачкы соколор кыртыштын үстүн гана чийсе, тиши жана оодаргычы бар кийинки түрлөрү топурактын бир катмарын кесип, көмкөргөн. Күн бою адам колу жетпеген күчтү унаа мал же машина берет. Жөнөкөй тил менен айтканда, соко — бакчадагы чакан участокту эмес, чоң талааны даярдай турган башкарылуучу миз.</w:t>
+        <w:t>Соко — даярдалган жерге үрөн себүү үчүн топуракта үзгүлтүксүз бороз ачкан айыл чарба шайманы. Алгачкы жөнөкөй соколор жерди тырмаган; кийин тиш жана оодаргыч менен топурактын бир тилкесин кесип, аңтарган соколор чыккан. Адам колу бир күн бою аткара албаган ишти мал же машина тартып аткарат. Башкача айтканда, соко чакан бакча менен чектелбей, кең талаа иштетүүгө мүмкүндүк берген башкарылуучу миз.</w:t>
       </w:r>
     </w:p>
     <w:p>
       <w:pPr>
-        <w:keepNext/>
-        <w:spacing w:before="240" w:after="120"/>
+        <w:pStyle w:val="Heading1"/>
+        <w:widowControl/>
       </w:pPr>
       <w:r>
-        <w:rPr>
-          <w:rFonts w:ascii="Calibri" w:hAnsi="Calibri" w:eastAsia="Calibri"/>
-          <w:b/>
-          <w:i w:val="0"/>
-          <w:color w:val="004E8C"/>
-          <w:sz w:val="28"/>
-        </w:rPr>
-        <w:t>Аны ким ачкан же ойлоп тапкан</w:t>
+        <w:t xml:space="preserve">Ким ойлоп тапкан</w:t>
       </w:r>
     </w:p>
     <w:p>
       <w:pPr>
-        <w:spacing w:after="160" w:line="276" w:lineRule="auto"/>
+        <w:widowControl/>
       </w:pPr>
       <w:r>
-        <w:rPr>
-          <w:rFonts w:ascii="Calibri" w:hAnsi="Calibri" w:eastAsia="Calibri"/>
-          <w:b w:val="0"/>
-          <w:i w:val="0"/>
-          <w:sz w:val="22"/>
-        </w:rPr>
-        <w:t>Сокону бир эле адам ойлоп тапкан эмес. Жакынкы Чыгыш, Европа жана башка аймактардагы дыйкан коомдор алгач жеңил сокону, кийин оор түрлөрүн өз алдынча өнүктүрүшкөн. Темир тиш орноткон усталар менен туура жыгач тандаган жыгаччылар шайманды эч кандай патентсиз эле өркүндөткөн. Белгилүү айыл чарба авторлору да көбүнчө айылдарда эбак колдонулуп жүргөн ыкмаларды гана жазып калтырышкан.</w:t>
+        <w:t>Соконун жалгыз ойлоп табуучусу жок. Жакынкы Чыгышта, Европада жана башка аймактарда дыйкан коомдор адегенде тырмоочу, кийин оорураак соколорду иштеп чыккан. Темир тиш орноткон усталар менен жыгач тулкуну жасаган жыгач усталар шайманды патентсиз эле жакшыртышкан. Белгилүү айыл чарба авторлору көбүнчө айылдарда мурда эле кеңири колдонулган ыкмаларды жазып калтырышкан.</w:t>
       </w:r>
     </w:p>
     <w:p>
       <w:pPr>
-        <w:keepNext/>
-        <w:spacing w:before="240" w:after="120"/>
+        <w:pStyle w:val="Heading1"/>
+        <w:widowControl/>
       </w:pPr>
       <w:r>
-        <w:rPr>
-          <w:rFonts w:ascii="Calibri" w:hAnsi="Calibri" w:eastAsia="Calibri"/>
-          <w:b/>
-          <w:i w:val="0"/>
-          <w:color w:val="004E8C"/>
-          <w:sz w:val="28"/>
-        </w:rPr>
-        <w:t>Качан жана кантип пайда болгон</w:t>
+        <w:t>Качан жана кантип пайда болгон?</w:t>
       </w:r>
     </w:p>
     <w:p>
       <w:pPr>
-        <w:spacing w:after="160" w:line="276" w:lineRule="auto"/>
+        <w:widowControl/>
       </w:pPr>
       <w:r>
-        <w:rPr>
-          <w:rFonts w:ascii="Calibri" w:hAnsi="Calibri" w:eastAsia="Calibri"/>
-          <w:b w:val="0"/>
-          <w:i w:val="0"/>
-          <w:sz w:val="22"/>
-        </w:rPr>
-        <w:t>Б.з.ч. IV–III миң жылдыктарда Эски Дүйнөнүн бир нече дыйканчылык аймагында малга чегилген жөнөкөй соколор пайда болгон. Темир доорунда бекем кесүүчү тиштер жасалган; орто кылымдагы Түндүк Европада нымдуу чополуу жерге ылайыктуу оор, оодаргыч соко кеңири тараган. Колониялык жана өнөр жай доорунда бул үлгү башка жерлерге жетип, кийин машинага туташтырылган. Ар бир түрү жергиликтүү топуракка, климатка жана бар болгон унаа малга ылайыкташкан.</w:t>
+        <w:t>Б. з. ч. IV–III миң жылдыктарга карата Эски Дүйнөнүн — Европа, Азия жана Африканын — бир нече дыйканчылык аймагында мал тарткан жөнөкөй соколор кездешет. Темир доорунда кесүүчү учтар бекемделген. Орто кылымдагы Түндүк Европада нымдуу чопо топуракка ылайык оор оодаргычтуу соколор тараган. Колониялык жана өнөр жай доорлору бул түзүлүштү башка жактарга жеткирип, кийин механикалаштырган. Ар бир үлгү топуракка, климатка жана бар болгон малга ылайыкталган.</w:t>
       </w:r>
     </w:p>
     <w:p>
       <w:pPr>
-        <w:keepNext/>
-        <w:spacing w:before="240" w:after="120"/>
+        <w:pStyle w:val="Heading1"/>
+        <w:widowControl/>
       </w:pPr>
       <w:r>
-        <w:rPr>
-          <w:rFonts w:ascii="Calibri" w:hAnsi="Calibri" w:eastAsia="Calibri"/>
-          <w:b/>
-          <w:i w:val="0"/>
-          <w:color w:val="004E8C"/>
-          <w:sz w:val="28"/>
-        </w:rPr>
-        <w:t>Илимий жактан мааниси</w:t>
+        <w:t>Илим үчүн мааниси</w:t>
       </w:r>
     </w:p>
     <w:p>
       <w:pPr>
-        <w:spacing w:after="160" w:line="276" w:lineRule="auto"/>
+        <w:widowControl/>
       </w:pPr>
       <w:r>
-        <w:rPr>
-          <w:rFonts w:ascii="Calibri" w:hAnsi="Calibri" w:eastAsia="Calibri"/>
-          <w:b w:val="0"/>
-          <w:i w:val="0"/>
-          <w:sz w:val="22"/>
-        </w:rPr>
-        <w:t>Жер айдоо — топурак физикасын иш жүзүндө колдонуу: кыртышты кесүү, оодаруу, суусун чыгаруу жана аба киргизүү. Айдоонун тереңдиги менен убактысы нымдуулукка жана отоо чөпкө таасир берет; дыйкандар бул өзгөрмөлөрдү кылымдар бою тажрыйба аркылуу үйрөнүшкөн. Кийин агрономия бороз буга чейин көрсөткөн мыйзамченемдерди өлчөп түшүндүргөн. Соконун металлы устачылыкты түздөн-түз азык өндүрүшү менен байланыштырган.</w:t>
+        <w:t>Жер айдоо топурак физикасын практикада колдонот: топуракты тилүү, оодаруу, ашыкча сууну чыгаруу жана аба киргизүү. Айдоонун тереңдиги менен убактысы нымдуулукка жана отоо чөптү көзөмөлдөөгө таасир этет. Дыйкандар бул өзгөрмөлөрдү тажрыйба аркылуу үйрөнгөн. Кийин агрономия бороздогу иш көрсөткөн нерселерди өлчөгөн. Шайман жасоодогу металлургия устачылыкты азык-түлүк менен камсыздоого байланыштырган.</w:t>
       </w:r>
     </w:p>
     <w:p>
       <w:pPr>
-        <w:keepNext/>
-        <w:spacing w:before="240" w:after="120"/>
+        <w:pStyle w:val="Heading1"/>
+        <w:widowControl/>
       </w:pPr>
       <w:r>
-        <w:rPr>
-          <w:rFonts w:ascii="Calibri" w:hAnsi="Calibri" w:eastAsia="Calibri"/>
-          <w:b/>
-          <w:i w:val="0"/>
-          <w:color w:val="004E8C"/>
-          <w:sz w:val="28"/>
-        </w:rPr>
-        <w:t>Кийинки өнүгүүлөргө тийгизген таасири</w:t>
+        <w:t>Кийинки өнүгүүгө тийгизген таасири</w:t>
       </w:r>
     </w:p>
     <w:p>
       <w:pPr>
-        <w:spacing w:after="160" w:line="276" w:lineRule="auto"/>
+        <w:widowControl/>
       </w:pPr>
       <w:r>
-        <w:rPr>
-          <w:rFonts w:ascii="Calibri" w:hAnsi="Calibri" w:eastAsia="Calibri"/>
-          <w:b w:val="0"/>
-          <w:i w:val="0"/>
-          <w:sz w:val="22"/>
-        </w:rPr>
-        <w:t>Ашыкча дан шаарларды, армияларды жана башка кесип ээлерин багууга жеткен. Талаа бөлүштүрүү, феодалдык милдеткерлик жана кийин жерди тосуп бөлүү тууралуу талаштар соко дыйканчылыгына таянган. Трактордук соко менен үрөн сепкич бороздун ошол эле геометриясын өнөр жай масштабына чыгарган. Мал чегилген соко болбосо Эски Дүйнөнүн калкы жыш дыйкан мамлекеттерин кармап туруу кыйын болмок.</w:t>
+        <w:t>Ашыкча дан шаарларды, аскерлерди жана башка кесиптеги адамдарды баккан. Талааларды уюштуруу, феодалдык милдеттер жана кийин жалпы жерлерди жеке тосмолонгон аянттарга бөлүү тууралуу талаштар соколуу дыйканчылыкка таянган. Трактор соколору жана үрөн сепкичтер ошол эле бороз түзүлүшүн өнөр жайлык масштабга чыгарган. Мал менен жер айдоо болбосо, Эски Дүйнөнүн калкы жыш агрардык мамлекеттерин багуу кыйын көрүнөт.</w:t>
       </w:r>
     </w:p>
     <w:p>
       <w:pPr>
-        <w:keepNext/>
-        <w:spacing w:before="240" w:after="120"/>
+        <w:pStyle w:val="Heading1"/>
+        <w:widowControl/>
       </w:pPr>
       <w:r>
-        <w:rPr>
-          <w:rFonts w:ascii="Calibri" w:hAnsi="Calibri" w:eastAsia="Calibri"/>
-          <w:b/>
-          <w:i w:val="0"/>
-          <w:color w:val="004E8C"/>
-          <w:sz w:val="28"/>
-        </w:rPr>
-        <w:t>Адамдардын жашоосун кантип өзгөрткөн</w:t>
+        <w:t>Адамдардын жашоосун кантип өзгөрткөн?</w:t>
       </w:r>
     </w:p>
     <w:p>
       <w:pPr>
-        <w:spacing w:after="160" w:line="276" w:lineRule="auto"/>
+        <w:widowControl/>
       </w:pPr>
       <w:r>
-        <w:rPr>
-          <w:rFonts w:ascii="Calibri" w:hAnsi="Calibri" w:eastAsia="Calibri"/>
-          <w:b w:val="0"/>
-          <w:i w:val="0"/>
-          <w:sz w:val="22"/>
-        </w:rPr>
-        <w:t>Үй-бүлөлөр казуучу таякка караганда кыйла көп жер иштетип, тамак-ашы менен кыштагынын көлөмүн өзгөртө алышкан. Бирок соко өгүздүн артында өткөн узак күндү жана малга ээ болуудагы теңсиздикти да алып келген. Эски айдоонун дөңсөө менен бороз изи айрым жерлерде азыр да көрүнөт. Соко үстөмдүк кылган доордо дыйканчылык жылы топурак тишти кабыл алчу убакытка жараша түзүлгөн.</w:t>
+        <w:t>Үй-бүлөлөр казык менен иштеткенге караганда көбүрөөк жер айдай алган. Бул тамактанууга жана конуштардын көлөмүнө таасир эткен. Бирок соко иши өгүздүн артында узак күн жүрүүнү жана чегилүүчү малга жетүүдөгү теңсиздикти да билдирген. Талаалардагы жалдар менен бороздор эски айдоолордун изин азыр да сактайт. Соко негизги шайман болгон кезде дыйканчылык жылы топуракка соко киргизүүгө боло турган убакытка жараша уюштурулган.</w:t>
       </w:r>
     </w:p>
     <w:p>
       <w:pPr>
-        <w:keepNext/>
-        <w:spacing w:before="240" w:after="120"/>
+        <w:pStyle w:val="Heading1"/>
+        <w:widowControl/>
       </w:pPr>
       <w:r>
-        <w:rPr>
-          <w:rFonts w:ascii="Calibri" w:hAnsi="Calibri" w:eastAsia="Calibri"/>
-          <w:b/>
-          <w:i w:val="0"/>
-          <w:color w:val="004E8C"/>
-          <w:sz w:val="28"/>
-        </w:rPr>
-        <w:t>Булактар жана шилтемелер</w:t>
+        <w:t>Булактар жана кошумча окуу</w:t>
       </w:r>
     </w:p>
     <w:p>
       <w:pPr>
-        <w:keepNext/>
-        <w:spacing w:before="240" w:after="120"/>
+        <w:pStyle w:val="Heading2"/>
+        <w:widowControl/>
       </w:pPr>
       <w:r>
         <w:rPr>
-          <w:rFonts w:ascii="Calibri" w:hAnsi="Calibri" w:eastAsia="Calibri"/>
-          <w:b/>
-          <w:i w:val="0"/>
-          <w:color w:val="004E8C"/>
-          <w:sz w:val="24"/>
+          <w:sz w:val="20"/>
         </w:rPr>
-        <w:t>C. Мекемелердин материалдары жана энциклопедиялык булактар</w:t>
+        <w:t>Уюмдардын жана энциклопедиялардын материалдары</w:t>
       </w:r>
     </w:p>
     <w:p>
       <w:pPr>
-        <w:spacing w:after="80"/>
-        <w:ind w:left="360"/>
+        <w:widowControl/>
       </w:pPr>
       <w:r>
         <w:rPr>
-          <w:rFonts w:ascii="Calibri" w:hAnsi="Calibri" w:eastAsia="Calibri"/>
-          <w:b w:val="0"/>
-          <w:i w:val="0"/>
-          <w:sz w:val="22"/>
+          <w:sz w:val="20"/>
         </w:rPr>
-        <w:t>1. Encyclopaedia Britannica. “Plow” (“Соко”).</w:t>
-      </w:r>
-      <w:r>
-        <w:rPr>
-          <w:rFonts w:ascii="Calibri" w:hAnsi="Calibri" w:eastAsia="Calibri"/>
-          <w:b w:val="0"/>
-          <w:i w:val="0"/>
-          <w:sz w:val="22"/>
-        </w:rPr>
-        <w:t xml:space="preserve"> </w:t>
+        <w:t xml:space="preserve">1. Encyclopaedia Britannica. 'Plow.' </w:t>
       </w:r>
       <w:hyperlink r:id="rId9">
         <w:r>
           <w:rPr>
-            <w:rFonts w:ascii="Calibri" w:hAnsi="Calibri" w:eastAsia="Calibri"/>
-            <w:b w:val="0"/>
-            <w:i w:val="0"/>
-            <w:sz w:val="22"/>
-            <w:color w:val="0563C1"/>
-            <w:u w:val="single"/>
+            <w:sz w:val="20"/>
           </w:rPr>
           <w:t>https://www.britannica.com/technology/plow</w:t>
         </w:r>
       </w:hyperlink>
+      <w:r>
+        <w:rPr>
+          <w:sz w:val="20"/>
+        </w:rPr>
+      </w:r>
     </w:p>
     <w:p>
       <w:pPr>
-        <w:spacing w:after="80"/>
-        <w:ind w:left="360"/>
+        <w:widowControl/>
       </w:pPr>
       <w:r>
         <w:rPr>
-          <w:rFonts w:ascii="Calibri" w:hAnsi="Calibri" w:eastAsia="Calibri"/>
-          <w:b w:val="0"/>
-          <w:i w:val="0"/>
-          <w:sz w:val="22"/>
+          <w:sz w:val="20"/>
         </w:rPr>
-        <w:t>2. Encyclopaedia Britannica. “Agricultural technology” (“Айыл чарба технологиясы”).</w:t>
-      </w:r>
-      <w:r>
-        <w:rPr>
-          <w:rFonts w:ascii="Calibri" w:hAnsi="Calibri" w:eastAsia="Calibri"/>
-          <w:b w:val="0"/>
-          <w:i w:val="0"/>
-          <w:sz w:val="22"/>
-        </w:rPr>
-        <w:t xml:space="preserve"> </w:t>
+        <w:t xml:space="preserve">2. Encyclopaedia Britannica. 'Agricultural technology.' </w:t>
       </w:r>
       <w:hyperlink r:id="rId10">
         <w:r>
           <w:rPr>
-            <w:rFonts w:ascii="Calibri" w:hAnsi="Calibri" w:eastAsia="Calibri"/>
-            <w:b w:val="0"/>
-            <w:i w:val="0"/>
-            <w:sz w:val="22"/>
-            <w:color w:val="0563C1"/>
-            <w:u w:val="single"/>
+            <w:sz w:val="20"/>
           </w:rPr>
           <w:t>https://www.britannica.com/technology/agricultural-technology</w:t>
         </w:r>
       </w:hyperlink>
-    </w:p>
-    <w:p>
-      <w:pPr>
-        <w:keepNext/>
-        <w:spacing w:before="240" w:after="120"/>
-      </w:pPr>
       <w:r>
         <w:rPr>
-          <w:rFonts w:ascii="Calibri" w:hAnsi="Calibri" w:eastAsia="Calibri"/>
-          <w:b/>
-          <w:i w:val="0"/>
-          <w:color w:val="004E8C"/>
-          <w:sz w:val="24"/>
+          <w:sz w:val="20"/>
         </w:rPr>
-        <w:t>D. Музейлердин, архивдердин жана китепканалардын материалдары</w:t>
       </w:r>
     </w:p>
     <w:p>
       <w:pPr>
-        <w:spacing w:after="80"/>
-        <w:ind w:left="360"/>
+        <w:pStyle w:val="Heading2"/>
+        <w:widowControl/>
       </w:pPr>
       <w:r>
         <w:rPr>
-          <w:rFonts w:ascii="Calibri" w:hAnsi="Calibri" w:eastAsia="Calibri"/>
-          <w:b w:val="0"/>
-          <w:i w:val="0"/>
-          <w:sz w:val="22"/>
+          <w:sz w:val="20"/>
         </w:rPr>
-        <w:t>1. Science Museum (London). Дыйканчылык жана айыл чарба технологиясы.</w:t>
+        <w:t>Музейлердин, архивдердин жана китепканалардын материалдары</w:t>
       </w:r>
+    </w:p>
+    <w:p>
+      <w:pPr>
+        <w:widowControl/>
+      </w:pPr>
       <w:r>
         <w:rPr>
-          <w:rFonts w:ascii="Calibri" w:hAnsi="Calibri" w:eastAsia="Calibri"/>
-          <w:b w:val="0"/>
-          <w:i w:val="0"/>
-          <w:sz w:val="22"/>
+          <w:sz w:val="20"/>
         </w:rPr>
-        <w:t xml:space="preserve"> </w:t>
+        <w:t xml:space="preserve">1. Science Museum (London). Agriculture and farming technology. </w:t>
       </w:r>
       <w:hyperlink r:id="rId11">
         <w:r>
           <w:rPr>
-            <w:rFonts w:ascii="Calibri" w:hAnsi="Calibri" w:eastAsia="Calibri"/>
-            <w:b w:val="0"/>
-            <w:i w:val="0"/>
-            <w:sz w:val="22"/>
-            <w:color w:val="0563C1"/>
-            <w:u w:val="single"/>
+            <w:sz w:val="20"/>
           </w:rPr>
           <w:t>https://www.sciencemuseum.org.uk/objects-and-stories</w:t>
         </w:r>
       </w:hyperlink>
-    </w:p>
-    <w:p>
-      <w:pPr>
-        <w:keepNext/>
-        <w:spacing w:before="240" w:after="120"/>
-      </w:pPr>
       <w:r>
         <w:rPr>
-          <w:rFonts w:ascii="Calibri" w:hAnsi="Calibri" w:eastAsia="Calibri"/>
-          <w:b/>
-          <w:i w:val="0"/>
-          <w:color w:val="004E8C"/>
-          <w:sz w:val="24"/>
+          <w:sz w:val="20"/>
         </w:rPr>
-        <w:t>J. Басма сөз, илимий-популярдуу жана жалпы маалымат булактары</w:t>
       </w:r>
     </w:p>
     <w:p>
       <w:pPr>
-        <w:spacing w:after="80"/>
-        <w:ind w:left="360"/>
+        <w:pStyle w:val="Heading2"/>
+        <w:widowControl/>
       </w:pPr>
       <w:r>
         <w:rPr>
-          <w:rFonts w:ascii="Calibri" w:hAnsi="Calibri" w:eastAsia="Calibri"/>
-          <w:b w:val="0"/>
-          <w:i w:val="0"/>
-          <w:sz w:val="22"/>
+          <w:sz w:val="20"/>
         </w:rPr>
-        <w:t>1. FAO. Топуракты иштетүү жана башкаруу боюнча материалдар.</w:t>
+        <w:t>Басма сөз, илимий-популярдуу жана маалымдама материалдар</w:t>
       </w:r>
+    </w:p>
+    <w:p>
+      <w:pPr>
+        <w:widowControl/>
+      </w:pPr>
       <w:r>
         <w:rPr>
-          <w:rFonts w:ascii="Calibri" w:hAnsi="Calibri" w:eastAsia="Calibri"/>
-          <w:b w:val="0"/>
-          <w:i w:val="0"/>
-          <w:sz w:val="22"/>
+          <w:sz w:val="20"/>
         </w:rPr>
-        <w:t xml:space="preserve"> </w:t>
+        <w:t xml:space="preserve">1. FAO. Resources on tillage and soil management. </w:t>
       </w:r>
       <w:hyperlink r:id="rId12">
         <w:r>
           <w:rPr>
-            <w:rFonts w:ascii="Calibri" w:hAnsi="Calibri" w:eastAsia="Calibri"/>
-            <w:b w:val="0"/>
-            <w:i w:val="0"/>
-            <w:sz w:val="22"/>
-            <w:color w:val="0563C1"/>
-            <w:u w:val="single"/>
+            <w:sz w:val="20"/>
           </w:rPr>
           <w:t>https://www.fao.org/soils-portal/soil-management/en/</w:t>
         </w:r>
       </w:hyperlink>
+      <w:r>
+        <w:rPr>
+          <w:sz w:val="20"/>
+        </w:rPr>
+      </w:r>
     </w:p>
     <w:sectPr>
-      <w:pgSz w:w="12240" w:h="15840"/>
-      <w:pgMar w:top="1296" w:right="1440" w:bottom="1296" w:left="1440" w:header="720" w:footer="720" w:gutter="0"/>
+      <w:footerReference w:type="default" r:id="rId13"/>
+      <w:pgSz w:w="11906" w:h="16838"/>
+      <w:pgMar w:top="1020" w:right="1134" w:bottom="1020" w:left="1134" w:header="720" w:footer="720" w:gutter="0"/>
       <w:cols w:space="720"/>
       <w:docGrid w:linePitch="360"/>
     </w:sectPr>
   </w:body>
 </w:document>
+</file>
+
+<file path=word/footer1.xml><?xml version="1.0" encoding="utf-8"?>
+<w:ftr xmlns:m="http://schemas.openxmlformats.org/officeDocument/2006/math" xmlns:mc="http://schemas.openxmlformats.org/markup-compatibility/2006" xmlns:mo="http://schemas.microsoft.com/office/mac/office/2008/main" xmlns:mv="urn:schemas-microsoft-com:mac:vml" xmlns:o="urn:schemas-microsoft-com:office:office" xmlns:r="http://schemas.openxmlformats.org/officeDocument/2006/relationships" xmlns:v="urn:schemas-microsoft-com:vml" xmlns:w10="urn:schemas-microsoft-com:office:word" xmlns:w14="http://schemas.microsoft.com/office/word/2010/wordml" xmlns:w="http://schemas.openxmlformats.org/wordprocessingml/2006/main" xmlns:wne="http://schemas.microsoft.com/office/word/2006/wordml" xmlns:wp14="http://schemas.microsoft.com/office/word/2010/wordprocessingDrawing" xmlns:wp="http://schemas.openxmlformats.org/drawingml/2006/wordprocessingDrawing" xmlns:wpc="http://schemas.microsoft.com/office/word/2010/wordprocessingCanvas" xmlns:wpg="http://schemas.microsoft.com/office/word/2010/wordprocessingGroup" xmlns:wpi="http://schemas.microsoft.com/office/word/2010/wordprocessingInk" xmlns:wps="http://schemas.microsoft.com/office/word/2010/wordprocessingShape" mc:Ignorable="w14 wp14">
+  <w:p>
+    <w:pPr>
+      <w:pStyle w:val="Footer"/>
+      <w:jc w:val="right"/>
+    </w:pPr>
+    <w:fldSimple w:instr="PAGE"/>
+  </w:p>
+</w:ftr>
 </file>
 
 <file path=word/numbering.xml><?xml version="1.0" encoding="utf-8"?>
@@ -757,7 +571,7 @@
   <w:docDefaults>
     <w:rPrDefault>
       <w:rPr>
-        <w:rFonts w:asciiTheme="minorHAnsi" w:eastAsiaTheme="minorEastAsia" w:hAnsiTheme="minorHAnsi" w:cstheme="minorBidi"/>
+        <w:rFonts/>
         <w:sz w:val="22"/>
         <w:szCs w:val="22"/>
         <w:lang w:val="en-US" w:eastAsia="en-US" w:bidi="ar-SA"/>
@@ -912,6 +726,15 @@
     <w:name w:val="Normal"/>
     <w:qFormat/>
     <w:rsid w:val="00FC693F"/>
+    <w:pPr>
+      <w:spacing w:after="120" w:line="259" w:lineRule="auto"/>
+    </w:pPr>
+    <w:rPr>
+      <w:rFonts w:ascii="Times New Roman" w:hAnsi="Times New Roman"/>
+      <w:color w:val="000000"/>
+      <w:sz w:val="24"/>
+      <w:lang w:val="ky-KG"/>
+    </w:rPr>
   </w:style>
   <w:style w:type="paragraph" w:styleId="Header">
     <w:name w:val="header"/>
@@ -968,16 +791,17 @@
     <w:pPr>
       <w:keepNext/>
       <w:keepLines/>
-      <w:spacing w:before="480" w:after="0"/>
+      <w:spacing w:before="480" w:after="120" w:line="259" w:lineRule="auto"/>
       <w:outlineLvl w:val="0"/>
     </w:pPr>
     <w:rPr>
-      <w:rFonts w:asciiTheme="majorHAnsi" w:eastAsiaTheme="majorEastAsia" w:hAnsiTheme="majorHAnsi" w:cstheme="majorBidi"/>
+      <w:rFonts w:ascii="Times New Roman" w:hAnsi="Times New Roman"/>
       <w:b/>
       <w:bCs/>
-      <w:color w:val="365F91" w:themeColor="accent1" w:themeShade="BF"/>
-      <w:sz w:val="28"/>
+      <w:color w:val="000000"/>
+      <w:sz w:val="26"/>
       <w:szCs w:val="28"/>
+      <w:lang w:val="ky-KG"/>
     </w:rPr>
   </w:style>
   <w:style w:type="paragraph" w:styleId="Heading2">
@@ -992,16 +816,17 @@
     <w:pPr>
       <w:keepNext/>
       <w:keepLines/>
-      <w:spacing w:before="200" w:after="0"/>
+      <w:spacing w:before="200" w:after="120" w:line="259" w:lineRule="auto"/>
       <w:outlineLvl w:val="1"/>
     </w:pPr>
     <w:rPr>
-      <w:rFonts w:asciiTheme="majorHAnsi" w:eastAsiaTheme="majorEastAsia" w:hAnsiTheme="majorHAnsi" w:cstheme="majorBidi"/>
+      <w:rFonts w:ascii="Times New Roman" w:hAnsi="Times New Roman"/>
       <w:b/>
       <w:bCs/>
-      <w:color w:val="4F81BD" w:themeColor="accent1"/>
+      <w:color w:val="000000"/>
       <w:sz w:val="26"/>
       <w:szCs w:val="26"/>
+      <w:lang w:val="ky-KG"/>
     </w:rPr>
   </w:style>
   <w:style w:type="paragraph" w:styleId="Heading3">
@@ -1020,7 +845,7 @@
       <w:outlineLvl w:val="2"/>
     </w:pPr>
     <w:rPr>
-      <w:rFonts w:asciiTheme="majorHAnsi" w:eastAsiaTheme="majorEastAsia" w:hAnsiTheme="majorHAnsi" w:cstheme="majorBidi"/>
+      <w:rFonts/>
       <w:b/>
       <w:bCs/>
       <w:color w:val="4F81BD" w:themeColor="accent1"/>
@@ -1043,7 +868,7 @@
       <w:outlineLvl w:val="3"/>
     </w:pPr>
     <w:rPr>
-      <w:rFonts w:asciiTheme="majorHAnsi" w:eastAsiaTheme="majorEastAsia" w:hAnsiTheme="majorHAnsi" w:cstheme="majorBidi"/>
+      <w:rFonts/>
       <w:b/>
       <w:bCs/>
       <w:i/>
@@ -1068,7 +893,7 @@
       <w:outlineLvl w:val="4"/>
     </w:pPr>
     <w:rPr>
-      <w:rFonts w:asciiTheme="majorHAnsi" w:eastAsiaTheme="majorEastAsia" w:hAnsiTheme="majorHAnsi" w:cstheme="majorBidi"/>
+      <w:rFonts/>
       <w:color w:val="243F60" w:themeColor="accent1" w:themeShade="7F"/>
     </w:rPr>
   </w:style>
@@ -1089,7 +914,7 @@
       <w:outlineLvl w:val="5"/>
     </w:pPr>
     <w:rPr>
-      <w:rFonts w:asciiTheme="majorHAnsi" w:eastAsiaTheme="majorEastAsia" w:hAnsiTheme="majorHAnsi" w:cstheme="majorBidi"/>
+      <w:rFonts/>
       <w:i/>
       <w:iCs/>
       <w:color w:val="243F60" w:themeColor="accent1" w:themeShade="7F"/>
@@ -1112,7 +937,7 @@
       <w:outlineLvl w:val="6"/>
     </w:pPr>
     <w:rPr>
-      <w:rFonts w:asciiTheme="majorHAnsi" w:eastAsiaTheme="majorEastAsia" w:hAnsiTheme="majorHAnsi" w:cstheme="majorBidi"/>
+      <w:rFonts/>
       <w:i/>
       <w:iCs/>
       <w:color w:val="404040" w:themeColor="text1" w:themeTint="BF"/>
@@ -1135,7 +960,7 @@
       <w:outlineLvl w:val="7"/>
     </w:pPr>
     <w:rPr>
-      <w:rFonts w:asciiTheme="majorHAnsi" w:eastAsiaTheme="majorEastAsia" w:hAnsiTheme="majorHAnsi" w:cstheme="majorBidi"/>
+      <w:rFonts/>
       <w:color w:val="4F81BD" w:themeColor="accent1"/>
       <w:sz w:val="20"/>
       <w:szCs w:val="20"/>
@@ -1158,7 +983,7 @@
       <w:outlineLvl w:val="8"/>
     </w:pPr>
     <w:rPr>
-      <w:rFonts w:asciiTheme="majorHAnsi" w:eastAsiaTheme="majorEastAsia" w:hAnsiTheme="majorHAnsi" w:cstheme="majorBidi"/>
+      <w:rFonts/>
       <w:i/>
       <w:iCs/>
       <w:color w:val="404040" w:themeColor="text1" w:themeTint="BF"/>
@@ -1209,7 +1034,7 @@
     <w:uiPriority w:val="9"/>
     <w:rsid w:val="00FC693F"/>
     <w:rPr>
-      <w:rFonts w:asciiTheme="majorHAnsi" w:eastAsiaTheme="majorEastAsia" w:hAnsiTheme="majorHAnsi" w:cstheme="majorBidi"/>
+      <w:rFonts/>
       <w:b/>
       <w:bCs/>
       <w:color w:val="365F91" w:themeColor="accent1" w:themeShade="BF"/>
@@ -1224,7 +1049,7 @@
     <w:uiPriority w:val="9"/>
     <w:rsid w:val="00FC693F"/>
     <w:rPr>
-      <w:rFonts w:asciiTheme="majorHAnsi" w:eastAsiaTheme="majorEastAsia" w:hAnsiTheme="majorHAnsi" w:cstheme="majorBidi"/>
+      <w:rFonts/>
       <w:b/>
       <w:bCs/>
       <w:color w:val="4F81BD" w:themeColor="accent1"/>
@@ -1239,7 +1064,7 @@
     <w:uiPriority w:val="9"/>
     <w:rsid w:val="00FC693F"/>
     <w:rPr>
-      <w:rFonts w:asciiTheme="majorHAnsi" w:eastAsiaTheme="majorEastAsia" w:hAnsiTheme="majorHAnsi" w:cstheme="majorBidi"/>
+      <w:rFonts/>
       <w:b/>
       <w:bCs/>
       <w:color w:val="4F81BD" w:themeColor="accent1"/>
@@ -1254,19 +1079,17 @@
     <w:qFormat/>
     <w:rsid w:val="00FC693F"/>
     <w:pPr>
-      <w:pBdr>
-        <w:bottom w:val="single" w:sz="8" w:space="4" w:color="4F81BD" w:themeColor="accent1"/>
-      </w:pBdr>
-      <w:spacing w:after="300" w:line="240" w:lineRule="auto"/>
+      <w:spacing w:after="120" w:line="259" w:lineRule="auto"/>
       <w:contextualSpacing/>
     </w:pPr>
     <w:rPr>
-      <w:rFonts w:asciiTheme="majorHAnsi" w:eastAsiaTheme="majorEastAsia" w:hAnsiTheme="majorHAnsi" w:cstheme="majorBidi"/>
-      <w:color w:val="17365D" w:themeColor="text2" w:themeShade="BF"/>
+      <w:rFonts w:ascii="Times New Roman" w:hAnsi="Times New Roman"/>
+      <w:color w:val="000000"/>
       <w:spacing w:val="5"/>
       <w:kern w:val="28"/>
-      <w:sz w:val="52"/>
+      <w:sz w:val="40"/>
       <w:szCs w:val="52"/>
+      <w:lang w:val="ky-KG"/>
     </w:rPr>
   </w:style>
   <w:style w:type="character" w:customStyle="1" w:styleId="TitleChar">
@@ -1276,7 +1099,7 @@
     <w:uiPriority w:val="10"/>
     <w:rsid w:val="00FC693F"/>
     <w:rPr>
-      <w:rFonts w:asciiTheme="majorHAnsi" w:eastAsiaTheme="majorEastAsia" w:hAnsiTheme="majorHAnsi" w:cstheme="majorBidi"/>
+      <w:rFonts/>
       <w:color w:val="17365D" w:themeColor="text2" w:themeShade="BF"/>
       <w:spacing w:val="5"/>
       <w:kern w:val="28"/>
@@ -1298,7 +1121,7 @@
       </w:numPr>
     </w:pPr>
     <w:rPr>
-      <w:rFonts w:asciiTheme="majorHAnsi" w:eastAsiaTheme="majorEastAsia" w:hAnsiTheme="majorHAnsi" w:cstheme="majorBidi"/>
+      <w:rFonts/>
       <w:i/>
       <w:iCs/>
       <w:color w:val="4F81BD" w:themeColor="accent1"/>
@@ -1314,7 +1137,7 @@
     <w:uiPriority w:val="11"/>
     <w:rsid w:val="00FC693F"/>
     <w:rPr>
-      <w:rFonts w:asciiTheme="majorHAnsi" w:eastAsiaTheme="majorEastAsia" w:hAnsiTheme="majorHAnsi" w:cstheme="majorBidi"/>
+      <w:rFonts/>
       <w:i/>
       <w:iCs/>
       <w:color w:val="4F81BD" w:themeColor="accent1"/>
@@ -1439,8 +1262,15 @@
       <w:numPr>
         <w:numId w:val="1"/>
       </w:numPr>
+      <w:spacing w:after="120" w:line="259" w:lineRule="auto"/>
       <w:contextualSpacing/>
     </w:pPr>
+    <w:rPr>
+      <w:rFonts w:ascii="Times New Roman" w:hAnsi="Times New Roman"/>
+      <w:color w:val="000000"/>
+      <w:sz w:val="24"/>
+      <w:lang w:val="ky-KG"/>
+    </w:rPr>
   </w:style>
   <w:style w:type="paragraph" w:styleId="ListBullet2">
     <w:name w:val="List Bullet 2"/>
@@ -1612,7 +1442,7 @@
     <w:semiHidden/>
     <w:rsid w:val="00FC693F"/>
     <w:rPr>
-      <w:rFonts w:asciiTheme="majorHAnsi" w:eastAsiaTheme="majorEastAsia" w:hAnsiTheme="majorHAnsi" w:cstheme="majorBidi"/>
+      <w:rFonts/>
       <w:b/>
       <w:bCs/>
       <w:i/>
@@ -1628,7 +1458,7 @@
     <w:semiHidden/>
     <w:rsid w:val="00FC693F"/>
     <w:rPr>
-      <w:rFonts w:asciiTheme="majorHAnsi" w:eastAsiaTheme="majorEastAsia" w:hAnsiTheme="majorHAnsi" w:cstheme="majorBidi"/>
+      <w:rFonts/>
       <w:color w:val="243F60" w:themeColor="accent1" w:themeShade="7F"/>
     </w:rPr>
   </w:style>
@@ -1640,7 +1470,7 @@
     <w:semiHidden/>
     <w:rsid w:val="00FC693F"/>
     <w:rPr>
-      <w:rFonts w:asciiTheme="majorHAnsi" w:eastAsiaTheme="majorEastAsia" w:hAnsiTheme="majorHAnsi" w:cstheme="majorBidi"/>
+      <w:rFonts/>
       <w:i/>
       <w:iCs/>
       <w:color w:val="243F60" w:themeColor="accent1" w:themeShade="7F"/>
@@ -1654,7 +1484,7 @@
     <w:semiHidden/>
     <w:rsid w:val="00FC693F"/>
     <w:rPr>
-      <w:rFonts w:asciiTheme="majorHAnsi" w:eastAsiaTheme="majorEastAsia" w:hAnsiTheme="majorHAnsi" w:cstheme="majorBidi"/>
+      <w:rFonts/>
       <w:i/>
       <w:iCs/>
       <w:color w:val="404040" w:themeColor="text1" w:themeTint="BF"/>
@@ -1668,7 +1498,7 @@
     <w:semiHidden/>
     <w:rsid w:val="00FC693F"/>
     <w:rPr>
-      <w:rFonts w:asciiTheme="majorHAnsi" w:eastAsiaTheme="majorEastAsia" w:hAnsiTheme="majorHAnsi" w:cstheme="majorBidi"/>
+      <w:rFonts/>
       <w:color w:val="4F81BD" w:themeColor="accent1"/>
       <w:sz w:val="20"/>
       <w:szCs w:val="20"/>
@@ -1682,7 +1512,7 @@
     <w:semiHidden/>
     <w:rsid w:val="00FC693F"/>
     <w:rPr>
-      <w:rFonts w:asciiTheme="majorHAnsi" w:eastAsiaTheme="majorEastAsia" w:hAnsiTheme="majorHAnsi" w:cstheme="majorBidi"/>
+      <w:rFonts/>
       <w:i/>
       <w:iCs/>
       <w:color w:val="404040" w:themeColor="text1" w:themeTint="BF"/>
@@ -1741,9 +1571,6 @@
     <w:qFormat/>
     <w:rsid w:val="00FC693F"/>
     <w:pPr>
-      <w:pBdr>
-        <w:bottom w:val="single" w:sz="4" w:space="4" w:color="4F81BD" w:themeColor="accent1"/>
-      </w:pBdr>
       <w:spacing w:before="200" w:after="280"/>
       <w:ind w:left="936" w:right="936"/>
     </w:pPr>
@@ -3271,7 +3098,7 @@
         <w:spacing w:before="0" w:after="0" w:line="240" w:lineRule="auto"/>
       </w:pPr>
       <w:rPr>
-        <w:rFonts w:asciiTheme="majorHAnsi" w:eastAsiaTheme="majorEastAsia" w:hAnsiTheme="majorHAnsi" w:cstheme="majorBidi"/>
+        <w:rFonts/>
         <w:b/>
         <w:bCs/>
       </w:rPr>
@@ -3292,7 +3119,7 @@
         <w:spacing w:before="0" w:after="0" w:line="240" w:lineRule="auto"/>
       </w:pPr>
       <w:rPr>
-        <w:rFonts w:asciiTheme="majorHAnsi" w:eastAsiaTheme="majorEastAsia" w:hAnsiTheme="majorHAnsi" w:cstheme="majorBidi"/>
+        <w:rFonts/>
         <w:b/>
         <w:bCs/>
       </w:rPr>
@@ -3310,14 +3137,14 @@
     </w:tblStylePr>
     <w:tblStylePr w:type="firstCol">
       <w:rPr>
-        <w:rFonts w:asciiTheme="majorHAnsi" w:eastAsiaTheme="majorEastAsia" w:hAnsiTheme="majorHAnsi" w:cstheme="majorBidi"/>
+        <w:rFonts/>
         <w:b/>
         <w:bCs/>
       </w:rPr>
     </w:tblStylePr>
     <w:tblStylePr w:type="lastCol">
       <w:rPr>
-        <w:rFonts w:asciiTheme="majorHAnsi" w:eastAsiaTheme="majorEastAsia" w:hAnsiTheme="majorHAnsi" w:cstheme="majorBidi"/>
+        <w:rFonts/>
         <w:b/>
         <w:bCs/>
       </w:rPr>
@@ -3401,7 +3228,7 @@
         <w:spacing w:before="0" w:after="0" w:line="240" w:lineRule="auto"/>
       </w:pPr>
       <w:rPr>
-        <w:rFonts w:asciiTheme="majorHAnsi" w:eastAsiaTheme="majorEastAsia" w:hAnsiTheme="majorHAnsi" w:cstheme="majorBidi"/>
+        <w:rFonts/>
         <w:b/>
         <w:bCs/>
       </w:rPr>
@@ -3422,7 +3249,7 @@
         <w:spacing w:before="0" w:after="0" w:line="240" w:lineRule="auto"/>
       </w:pPr>
       <w:rPr>
-        <w:rFonts w:asciiTheme="majorHAnsi" w:eastAsiaTheme="majorEastAsia" w:hAnsiTheme="majorHAnsi" w:cstheme="majorBidi"/>
+        <w:rFonts/>
         <w:b/>
         <w:bCs/>
       </w:rPr>
@@ -3440,14 +3267,14 @@
     </w:tblStylePr>
     <w:tblStylePr w:type="firstCol">
       <w:rPr>
-        <w:rFonts w:asciiTheme="majorHAnsi" w:eastAsiaTheme="majorEastAsia" w:hAnsiTheme="majorHAnsi" w:cstheme="majorBidi"/>
+        <w:rFonts/>
         <w:b/>
         <w:bCs/>
       </w:rPr>
     </w:tblStylePr>
     <w:tblStylePr w:type="lastCol">
       <w:rPr>
-        <w:rFonts w:asciiTheme="majorHAnsi" w:eastAsiaTheme="majorEastAsia" w:hAnsiTheme="majorHAnsi" w:cstheme="majorBidi"/>
+        <w:rFonts/>
         <w:b/>
         <w:bCs/>
       </w:rPr>
@@ -3531,7 +3358,7 @@
         <w:spacing w:before="0" w:after="0" w:line="240" w:lineRule="auto"/>
       </w:pPr>
       <w:rPr>
-        <w:rFonts w:asciiTheme="majorHAnsi" w:eastAsiaTheme="majorEastAsia" w:hAnsiTheme="majorHAnsi" w:cstheme="majorBidi"/>
+        <w:rFonts/>
         <w:b/>
         <w:bCs/>
       </w:rPr>
@@ -3552,7 +3379,7 @@
         <w:spacing w:before="0" w:after="0" w:line="240" w:lineRule="auto"/>
       </w:pPr>
       <w:rPr>
-        <w:rFonts w:asciiTheme="majorHAnsi" w:eastAsiaTheme="majorEastAsia" w:hAnsiTheme="majorHAnsi" w:cstheme="majorBidi"/>
+        <w:rFonts/>
         <w:b/>
         <w:bCs/>
       </w:rPr>
@@ -3570,14 +3397,14 @@
     </w:tblStylePr>
     <w:tblStylePr w:type="firstCol">
       <w:rPr>
-        <w:rFonts w:asciiTheme="majorHAnsi" w:eastAsiaTheme="majorEastAsia" w:hAnsiTheme="majorHAnsi" w:cstheme="majorBidi"/>
+        <w:rFonts/>
         <w:b/>
         <w:bCs/>
       </w:rPr>
     </w:tblStylePr>
     <w:tblStylePr w:type="lastCol">
       <w:rPr>
-        <w:rFonts w:asciiTheme="majorHAnsi" w:eastAsiaTheme="majorEastAsia" w:hAnsiTheme="majorHAnsi" w:cstheme="majorBidi"/>
+        <w:rFonts/>
         <w:b/>
         <w:bCs/>
       </w:rPr>
@@ -3661,7 +3488,7 @@
         <w:spacing w:before="0" w:after="0" w:line="240" w:lineRule="auto"/>
       </w:pPr>
       <w:rPr>
-        <w:rFonts w:asciiTheme="majorHAnsi" w:eastAsiaTheme="majorEastAsia" w:hAnsiTheme="majorHAnsi" w:cstheme="majorBidi"/>
+        <w:rFonts/>
         <w:b/>
         <w:bCs/>
       </w:rPr>
@@ -3682,7 +3509,7 @@
         <w:spacing w:before="0" w:after="0" w:line="240" w:lineRule="auto"/>
       </w:pPr>
       <w:rPr>
-        <w:rFonts w:asciiTheme="majorHAnsi" w:eastAsiaTheme="majorEastAsia" w:hAnsiTheme="majorHAnsi" w:cstheme="majorBidi"/>
+        <w:rFonts/>
         <w:b/>
         <w:bCs/>
       </w:rPr>
@@ -3700,14 +3527,14 @@
     </w:tblStylePr>
     <w:tblStylePr w:type="firstCol">
       <w:rPr>
-        <w:rFonts w:asciiTheme="majorHAnsi" w:eastAsiaTheme="majorEastAsia" w:hAnsiTheme="majorHAnsi" w:cstheme="majorBidi"/>
+        <w:rFonts/>
         <w:b/>
         <w:bCs/>
       </w:rPr>
     </w:tblStylePr>
     <w:tblStylePr w:type="lastCol">
       <w:rPr>
-        <w:rFonts w:asciiTheme="majorHAnsi" w:eastAsiaTheme="majorEastAsia" w:hAnsiTheme="majorHAnsi" w:cstheme="majorBidi"/>
+        <w:rFonts/>
         <w:b/>
         <w:bCs/>
       </w:rPr>
@@ -3791,7 +3618,7 @@
         <w:spacing w:before="0" w:after="0" w:line="240" w:lineRule="auto"/>
       </w:pPr>
       <w:rPr>
-        <w:rFonts w:asciiTheme="majorHAnsi" w:eastAsiaTheme="majorEastAsia" w:hAnsiTheme="majorHAnsi" w:cstheme="majorBidi"/>
+        <w:rFonts/>
         <w:b/>
         <w:bCs/>
       </w:rPr>
@@ -3812,7 +3639,7 @@
         <w:spacing w:before="0" w:after="0" w:line="240" w:lineRule="auto"/>
       </w:pPr>
       <w:rPr>
-        <w:rFonts w:asciiTheme="majorHAnsi" w:eastAsiaTheme="majorEastAsia" w:hAnsiTheme="majorHAnsi" w:cstheme="majorBidi"/>
+        <w:rFonts/>
         <w:b/>
         <w:bCs/>
       </w:rPr>
@@ -3830,14 +3657,14 @@
     </w:tblStylePr>
     <w:tblStylePr w:type="firstCol">
       <w:rPr>
-        <w:rFonts w:asciiTheme="majorHAnsi" w:eastAsiaTheme="majorEastAsia" w:hAnsiTheme="majorHAnsi" w:cstheme="majorBidi"/>
+        <w:rFonts/>
         <w:b/>
         <w:bCs/>
       </w:rPr>
     </w:tblStylePr>
     <w:tblStylePr w:type="lastCol">
       <w:rPr>
-        <w:rFonts w:asciiTheme="majorHAnsi" w:eastAsiaTheme="majorEastAsia" w:hAnsiTheme="majorHAnsi" w:cstheme="majorBidi"/>
+        <w:rFonts/>
         <w:b/>
         <w:bCs/>
       </w:rPr>
@@ -3921,7 +3748,7 @@
         <w:spacing w:before="0" w:after="0" w:line="240" w:lineRule="auto"/>
       </w:pPr>
       <w:rPr>
-        <w:rFonts w:asciiTheme="majorHAnsi" w:eastAsiaTheme="majorEastAsia" w:hAnsiTheme="majorHAnsi" w:cstheme="majorBidi"/>
+        <w:rFonts/>
         <w:b/>
         <w:bCs/>
       </w:rPr>
@@ -3942,7 +3769,7 @@
         <w:spacing w:before="0" w:after="0" w:line="240" w:lineRule="auto"/>
       </w:pPr>
       <w:rPr>
-        <w:rFonts w:asciiTheme="majorHAnsi" w:eastAsiaTheme="majorEastAsia" w:hAnsiTheme="majorHAnsi" w:cstheme="majorBidi"/>
+        <w:rFonts/>
         <w:b/>
         <w:bCs/>
       </w:rPr>
@@ -3960,14 +3787,14 @@
     </w:tblStylePr>
     <w:tblStylePr w:type="firstCol">
       <w:rPr>
-        <w:rFonts w:asciiTheme="majorHAnsi" w:eastAsiaTheme="majorEastAsia" w:hAnsiTheme="majorHAnsi" w:cstheme="majorBidi"/>
+        <w:rFonts/>
         <w:b/>
         <w:bCs/>
       </w:rPr>
     </w:tblStylePr>
     <w:tblStylePr w:type="lastCol">
       <w:rPr>
-        <w:rFonts w:asciiTheme="majorHAnsi" w:eastAsiaTheme="majorEastAsia" w:hAnsiTheme="majorHAnsi" w:cstheme="majorBidi"/>
+        <w:rFonts/>
         <w:b/>
         <w:bCs/>
       </w:rPr>
@@ -4051,7 +3878,7 @@
         <w:spacing w:before="0" w:after="0" w:line="240" w:lineRule="auto"/>
       </w:pPr>
       <w:rPr>
-        <w:rFonts w:asciiTheme="majorHAnsi" w:eastAsiaTheme="majorEastAsia" w:hAnsiTheme="majorHAnsi" w:cstheme="majorBidi"/>
+        <w:rFonts/>
         <w:b/>
         <w:bCs/>
       </w:rPr>
@@ -4072,7 +3899,7 @@
         <w:spacing w:before="0" w:after="0" w:line="240" w:lineRule="auto"/>
       </w:pPr>
       <w:rPr>
-        <w:rFonts w:asciiTheme="majorHAnsi" w:eastAsiaTheme="majorEastAsia" w:hAnsiTheme="majorHAnsi" w:cstheme="majorBidi"/>
+        <w:rFonts/>
         <w:b/>
         <w:bCs/>
       </w:rPr>
@@ -4090,14 +3917,14 @@
     </w:tblStylePr>
     <w:tblStylePr w:type="firstCol">
       <w:rPr>
-        <w:rFonts w:asciiTheme="majorHAnsi" w:eastAsiaTheme="majorEastAsia" w:hAnsiTheme="majorHAnsi" w:cstheme="majorBidi"/>
+        <w:rFonts/>
         <w:b/>
         <w:bCs/>
       </w:rPr>
     </w:tblStylePr>
     <w:tblStylePr w:type="lastCol">
       <w:rPr>
-        <w:rFonts w:asciiTheme="majorHAnsi" w:eastAsiaTheme="majorEastAsia" w:hAnsiTheme="majorHAnsi" w:cstheme="majorBidi"/>
+        <w:rFonts/>
         <w:b/>
         <w:bCs/>
       </w:rPr>
@@ -5962,7 +5789,7 @@
     </w:tblPr>
     <w:tblStylePr w:type="firstRow">
       <w:rPr>
-        <w:rFonts w:asciiTheme="majorHAnsi" w:eastAsiaTheme="majorEastAsia" w:hAnsiTheme="majorHAnsi" w:cstheme="majorBidi"/>
+        <w:rFonts/>
       </w:rPr>
       <w:tblPr/>
       <w:tcPr>
@@ -6046,7 +5873,7 @@
     </w:tblPr>
     <w:tblStylePr w:type="firstRow">
       <w:rPr>
-        <w:rFonts w:asciiTheme="majorHAnsi" w:eastAsiaTheme="majorEastAsia" w:hAnsiTheme="majorHAnsi" w:cstheme="majorBidi"/>
+        <w:rFonts/>
       </w:rPr>
       <w:tblPr/>
       <w:tcPr>
@@ -6130,7 +5957,7 @@
     </w:tblPr>
     <w:tblStylePr w:type="firstRow">
       <w:rPr>
-        <w:rFonts w:asciiTheme="majorHAnsi" w:eastAsiaTheme="majorEastAsia" w:hAnsiTheme="majorHAnsi" w:cstheme="majorBidi"/>
+        <w:rFonts/>
       </w:rPr>
       <w:tblPr/>
       <w:tcPr>
@@ -6214,7 +6041,7 @@
     </w:tblPr>
     <w:tblStylePr w:type="firstRow">
       <w:rPr>
-        <w:rFonts w:asciiTheme="majorHAnsi" w:eastAsiaTheme="majorEastAsia" w:hAnsiTheme="majorHAnsi" w:cstheme="majorBidi"/>
+        <w:rFonts/>
       </w:rPr>
       <w:tblPr/>
       <w:tcPr>
@@ -6298,7 +6125,7 @@
     </w:tblPr>
     <w:tblStylePr w:type="firstRow">
       <w:rPr>
-        <w:rFonts w:asciiTheme="majorHAnsi" w:eastAsiaTheme="majorEastAsia" w:hAnsiTheme="majorHAnsi" w:cstheme="majorBidi"/>
+        <w:rFonts/>
       </w:rPr>
       <w:tblPr/>
       <w:tcPr>
@@ -6382,7 +6209,7 @@
     </w:tblPr>
     <w:tblStylePr w:type="firstRow">
       <w:rPr>
-        <w:rFonts w:asciiTheme="majorHAnsi" w:eastAsiaTheme="majorEastAsia" w:hAnsiTheme="majorHAnsi" w:cstheme="majorBidi"/>
+        <w:rFonts/>
       </w:rPr>
       <w:tblPr/>
       <w:tcPr>
@@ -6466,7 +6293,7 @@
     </w:tblPr>
     <w:tblStylePr w:type="firstRow">
       <w:rPr>
-        <w:rFonts w:asciiTheme="majorHAnsi" w:eastAsiaTheme="majorEastAsia" w:hAnsiTheme="majorHAnsi" w:cstheme="majorBidi"/>
+        <w:rFonts/>
       </w:rPr>
       <w:tblPr/>
       <w:tcPr>
@@ -6531,7 +6358,7 @@
       <w:spacing w:after="0" w:line="240" w:lineRule="auto"/>
     </w:pPr>
     <w:rPr>
-      <w:rFonts w:asciiTheme="majorHAnsi" w:eastAsiaTheme="majorEastAsia" w:hAnsiTheme="majorHAnsi" w:cstheme="majorBidi"/>
+      <w:rFonts/>
       <w:color w:val="000000" w:themeColor="text1"/>
     </w:rPr>
     <w:tblPr>
@@ -6659,7 +6486,7 @@
       <w:spacing w:after="0" w:line="240" w:lineRule="auto"/>
     </w:pPr>
     <w:rPr>
-      <w:rFonts w:asciiTheme="majorHAnsi" w:eastAsiaTheme="majorEastAsia" w:hAnsiTheme="majorHAnsi" w:cstheme="majorBidi"/>
+      <w:rFonts/>
       <w:color w:val="000000" w:themeColor="text1"/>
     </w:rPr>
     <w:tblPr>
@@ -6787,7 +6614,7 @@
       <w:spacing w:after="0" w:line="240" w:lineRule="auto"/>
     </w:pPr>
     <w:rPr>
-      <w:rFonts w:asciiTheme="majorHAnsi" w:eastAsiaTheme="majorEastAsia" w:hAnsiTheme="majorHAnsi" w:cstheme="majorBidi"/>
+      <w:rFonts/>
       <w:color w:val="000000" w:themeColor="text1"/>
     </w:rPr>
     <w:tblPr>
@@ -6915,7 +6742,7 @@
       <w:spacing w:after="0" w:line="240" w:lineRule="auto"/>
     </w:pPr>
     <w:rPr>
-      <w:rFonts w:asciiTheme="majorHAnsi" w:eastAsiaTheme="majorEastAsia" w:hAnsiTheme="majorHAnsi" w:cstheme="majorBidi"/>
+      <w:rFonts/>
       <w:color w:val="000000" w:themeColor="text1"/>
     </w:rPr>
     <w:tblPr>
@@ -7043,7 +6870,7 @@
       <w:spacing w:after="0" w:line="240" w:lineRule="auto"/>
     </w:pPr>
     <w:rPr>
-      <w:rFonts w:asciiTheme="majorHAnsi" w:eastAsiaTheme="majorEastAsia" w:hAnsiTheme="majorHAnsi" w:cstheme="majorBidi"/>
+      <w:rFonts/>
       <w:color w:val="000000" w:themeColor="text1"/>
     </w:rPr>
     <w:tblPr>
@@ -7171,7 +6998,7 @@
       <w:spacing w:after="0" w:line="240" w:lineRule="auto"/>
     </w:pPr>
     <w:rPr>
-      <w:rFonts w:asciiTheme="majorHAnsi" w:eastAsiaTheme="majorEastAsia" w:hAnsiTheme="majorHAnsi" w:cstheme="majorBidi"/>
+      <w:rFonts/>
       <w:color w:val="000000" w:themeColor="text1"/>
     </w:rPr>
     <w:tblPr>
@@ -7299,7 +7126,7 @@
       <w:spacing w:after="0" w:line="240" w:lineRule="auto"/>
     </w:pPr>
     <w:rPr>
-      <w:rFonts w:asciiTheme="majorHAnsi" w:eastAsiaTheme="majorEastAsia" w:hAnsiTheme="majorHAnsi" w:cstheme="majorBidi"/>
+      <w:rFonts/>
       <w:color w:val="000000" w:themeColor="text1"/>
     </w:rPr>
     <w:tblPr>
@@ -7938,7 +7765,7 @@
       <w:spacing w:after="0" w:line="240" w:lineRule="auto"/>
     </w:pPr>
     <w:rPr>
-      <w:rFonts w:asciiTheme="majorHAnsi" w:eastAsiaTheme="majorEastAsia" w:hAnsiTheme="majorHAnsi" w:cstheme="majorBidi"/>
+      <w:rFonts/>
       <w:color w:val="000000" w:themeColor="text1"/>
     </w:rPr>
     <w:tblPr>
@@ -8063,7 +7890,7 @@
       <w:spacing w:after="0" w:line="240" w:lineRule="auto"/>
     </w:pPr>
     <w:rPr>
-      <w:rFonts w:asciiTheme="majorHAnsi" w:eastAsiaTheme="majorEastAsia" w:hAnsiTheme="majorHAnsi" w:cstheme="majorBidi"/>
+      <w:rFonts/>
       <w:color w:val="000000" w:themeColor="text1"/>
     </w:rPr>
     <w:tblPr>
@@ -8188,7 +8015,7 @@
       <w:spacing w:after="0" w:line="240" w:lineRule="auto"/>
     </w:pPr>
     <w:rPr>
-      <w:rFonts w:asciiTheme="majorHAnsi" w:eastAsiaTheme="majorEastAsia" w:hAnsiTheme="majorHAnsi" w:cstheme="majorBidi"/>
+      <w:rFonts/>
       <w:color w:val="000000" w:themeColor="text1"/>
     </w:rPr>
     <w:tblPr>
@@ -8313,7 +8140,7 @@
       <w:spacing w:after="0" w:line="240" w:lineRule="auto"/>
     </w:pPr>
     <w:rPr>
-      <w:rFonts w:asciiTheme="majorHAnsi" w:eastAsiaTheme="majorEastAsia" w:hAnsiTheme="majorHAnsi" w:cstheme="majorBidi"/>
+      <w:rFonts/>
       <w:color w:val="000000" w:themeColor="text1"/>
     </w:rPr>
     <w:tblPr>
@@ -8438,7 +8265,7 @@
       <w:spacing w:after="0" w:line="240" w:lineRule="auto"/>
     </w:pPr>
     <w:rPr>
-      <w:rFonts w:asciiTheme="majorHAnsi" w:eastAsiaTheme="majorEastAsia" w:hAnsiTheme="majorHAnsi" w:cstheme="majorBidi"/>
+      <w:rFonts/>
       <w:color w:val="000000" w:themeColor="text1"/>
     </w:rPr>
     <w:tblPr>
@@ -8563,7 +8390,7 @@
       <w:spacing w:after="0" w:line="240" w:lineRule="auto"/>
     </w:pPr>
     <w:rPr>
-      <w:rFonts w:asciiTheme="majorHAnsi" w:eastAsiaTheme="majorEastAsia" w:hAnsiTheme="majorHAnsi" w:cstheme="majorBidi"/>
+      <w:rFonts/>
       <w:color w:val="000000" w:themeColor="text1"/>
     </w:rPr>
     <w:tblPr>
@@ -8688,7 +8515,7 @@
       <w:spacing w:after="0" w:line="240" w:lineRule="auto"/>
     </w:pPr>
     <w:rPr>
-      <w:rFonts w:asciiTheme="majorHAnsi" w:eastAsiaTheme="majorEastAsia" w:hAnsiTheme="majorHAnsi" w:cstheme="majorBidi"/>
+      <w:rFonts/>
       <w:color w:val="000000" w:themeColor="text1"/>
     </w:rPr>
     <w:tblPr>
